--- a/documents/开发计划.docx
+++ b/documents/开发计划.docx
@@ -4,39 +4,19 @@
   <w:body>
     <w:p>
       <w:pPr>
-        <w:spacing w:before="0" w:after="0" w:line="240" w:lineRule="auto"/>
-      </w:pPr>
-    </w:p>
-    <w:p>
-      <w:pPr>
-        <w:spacing w:before="0" w:after="0" w:line="240" w:lineRule="auto"/>
-      </w:pPr>
-    </w:p>
-    <w:p>
-      <w:pPr>
-        <w:spacing w:before="0" w:after="0" w:line="240" w:lineRule="auto"/>
-      </w:pPr>
-    </w:p>
-    <w:p>
-      <w:pPr>
-        <w:spacing w:before="0" w:after="0" w:line="240" w:lineRule="auto"/>
-      </w:pPr>
-    </w:p>
-    <w:p>
-      <w:pPr>
-        <w:spacing w:before="0" w:after="0" w:line="240" w:lineRule="auto"/>
-      </w:pPr>
-    </w:p>
-    <w:p>
-      <w:pPr>
-        <w:spacing w:after="480"/>
-        <w:jc w:val="center"/>
+        <w:spacing w:before="240" w:after="240"/>
+        <w:ind w:firstLine="0"/>
+        <w:jc w:val="left"/>
+        <w:pBdr>
+          <w:bottom w:val="single" w:sz="6" w:space="6" w:color="1B365D"/>
+        </w:pBdr>
       </w:pPr>
       <w:r>
         <w:rPr>
           <w:rFonts w:ascii="Times New Roman" w:hAnsi="Times New Roman"/>
           <w:b/>
-          <w:sz w:val="32"/>
+          <w:color w:val="1B365D"/>
+          <w:sz w:val="22"/>
           <w:rFonts w:ascii="Times New Roman" w:hAnsi="Times New Roman" w:eastAsia="黑体"/>
         </w:rPr>
         <w:t>全真项目9：终身学习学分银行信息平台</w:t>
@@ -44,14 +24,19 @@
     </w:p>
     <w:p>
       <w:pPr>
-        <w:spacing w:after="2400"/>
-        <w:jc w:val="center"/>
+        <w:spacing w:before="3200" w:after="160"/>
+        <w:ind w:firstLine="0"/>
+        <w:jc w:val="left"/>
+        <w:pBdr>
+          <w:left w:val="single" w:sz="24" w:space="12" w:color="1B365D"/>
+        </w:pBdr>
       </w:pPr>
       <w:r>
         <w:rPr>
           <w:rFonts w:ascii="Times New Roman" w:hAnsi="Times New Roman"/>
           <w:b/>
-          <w:sz w:val="52"/>
+          <w:color w:val="2C3E50"/>
+          <w:sz w:val="56"/>
           <w:rFonts w:ascii="Times New Roman" w:hAnsi="Times New Roman" w:eastAsia="黑体"/>
         </w:rPr>
         <w:t>软件开发计划书</w:t>
@@ -59,124 +44,264 @@
     </w:p>
     <w:p>
       <w:pPr>
-        <w:spacing w:before="40" w:after="40" w:line="288" w:lineRule="auto"/>
-        <w:ind w:firstLine="0"/>
-        <w:jc w:val="center"/>
+        <w:spacing w:before="80" w:after="3600"/>
+        <w:ind w:firstLine="0" w:left="360"/>
+        <w:jc w:val="left"/>
       </w:pPr>
       <w:r>
         <w:rPr>
           <w:rFonts w:ascii="Times New Roman" w:hAnsi="Times New Roman"/>
-          <w:b/>
-          <w:sz w:val="24"/>
+          <w:color w:val="7F8C8D"/>
+          <w:sz w:val="22"/>
           <w:rFonts w:ascii="Times New Roman" w:hAnsi="Times New Roman" w:eastAsia="宋体"/>
         </w:rPr>
-        <w:t>起草机构：</w:t>
-      </w:r>
-      <w:r>
-        <w:rPr>
-          <w:rFonts w:ascii="Times New Roman" w:hAnsi="Times New Roman"/>
-          <w:sz w:val="24"/>
-          <w:rFonts w:ascii="Times New Roman" w:hAnsi="Times New Roman" w:eastAsia="宋体"/>
-        </w:rPr>
-        <w:t>第十三组 终身学习学分银行建设开发团队</w:t>
+        <w:t>企业级系统建设规划与交付文档标准 / Baseline Release</w:t>
       </w:r>
     </w:p>
-    <w:p>
-      <w:pPr>
-        <w:spacing w:before="40" w:after="40" w:line="288" w:lineRule="auto"/>
-        <w:ind w:firstLine="0"/>
-        <w:jc w:val="center"/>
-      </w:pPr>
-      <w:r>
-        <w:rPr>
-          <w:rFonts w:ascii="Times New Roman" w:hAnsi="Times New Roman"/>
-          <w:b/>
-          <w:sz w:val="24"/>
-          <w:rFonts w:ascii="Times New Roman" w:hAnsi="Times New Roman" w:eastAsia="宋体"/>
-        </w:rPr>
-        <w:t>文档版本：</w:t>
-      </w:r>
-      <w:r>
-        <w:rPr>
-          <w:rFonts w:ascii="Times New Roman" w:hAnsi="Times New Roman"/>
-          <w:sz w:val="24"/>
-          <w:rFonts w:ascii="Times New Roman" w:hAnsi="Times New Roman" w:eastAsia="宋体"/>
-        </w:rPr>
-        <w:t>V1.0 (基线草案)</w:t>
-      </w:r>
-    </w:p>
-    <w:p>
-      <w:pPr>
-        <w:spacing w:before="40" w:after="40" w:line="288" w:lineRule="auto"/>
-        <w:ind w:firstLine="0"/>
-        <w:jc w:val="center"/>
-      </w:pPr>
-      <w:r>
-        <w:rPr>
-          <w:rFonts w:ascii="Times New Roman" w:hAnsi="Times New Roman"/>
-          <w:b/>
-          <w:sz w:val="24"/>
-          <w:rFonts w:ascii="Times New Roman" w:hAnsi="Times New Roman" w:eastAsia="宋体"/>
-        </w:rPr>
-        <w:t>发布日期：</w:t>
-      </w:r>
-      <w:r>
-        <w:rPr>
-          <w:rFonts w:ascii="Times New Roman" w:hAnsi="Times New Roman"/>
-          <w:sz w:val="24"/>
-          <w:rFonts w:ascii="Times New Roman" w:hAnsi="Times New Roman" w:eastAsia="宋体"/>
-        </w:rPr>
-        <w:t>2026年6月18日</w:t>
-      </w:r>
-    </w:p>
-    <w:p>
-      <w:pPr>
-        <w:spacing w:before="40" w:after="40" w:line="288" w:lineRule="auto"/>
-        <w:ind w:firstLine="0"/>
-        <w:jc w:val="center"/>
-      </w:pPr>
-      <w:r>
-        <w:rPr>
-          <w:rFonts w:ascii="Times New Roman" w:hAnsi="Times New Roman"/>
-          <w:b/>
-          <w:sz w:val="24"/>
-          <w:rFonts w:ascii="Times New Roman" w:hAnsi="Times New Roman" w:eastAsia="宋体"/>
-        </w:rPr>
-        <w:t>文档状态：</w:t>
-      </w:r>
-      <w:r>
-        <w:rPr>
-          <w:rFonts w:ascii="Times New Roman" w:hAnsi="Times New Roman"/>
-          <w:sz w:val="24"/>
-          <w:rFonts w:ascii="Times New Roman" w:hAnsi="Times New Roman" w:eastAsia="宋体"/>
-        </w:rPr>
-        <w:t>新建</w:t>
-      </w:r>
-    </w:p>
-    <w:p>
-      <w:pPr>
-        <w:spacing w:before="40" w:after="40" w:line="288" w:lineRule="auto"/>
-        <w:ind w:firstLine="0"/>
-        <w:jc w:val="center"/>
-      </w:pPr>
-      <w:r>
-        <w:rPr>
-          <w:rFonts w:ascii="Times New Roman" w:hAnsi="Times New Roman"/>
-          <w:b/>
-          <w:sz w:val="24"/>
-          <w:rFonts w:ascii="Times New Roman" w:hAnsi="Times New Roman" w:eastAsia="宋体"/>
-        </w:rPr>
-        <w:t>符合规范：</w:t>
-      </w:r>
-      <w:r>
-        <w:rPr>
-          <w:rFonts w:ascii="Times New Roman" w:hAnsi="Times New Roman"/>
-          <w:sz w:val="24"/>
-          <w:rFonts w:ascii="Times New Roman" w:hAnsi="Times New Roman" w:eastAsia="宋体"/>
-        </w:rPr>
-        <w:t>CMMI Level 3 / RUP</w:t>
-      </w:r>
-    </w:p>
+    <w:tbl>
+      <w:tblPr>
+        <w:tblW w:type="auto" w:w="0"/>
+        <w:tblLook w:firstColumn="1" w:firstRow="1" w:lastColumn="0" w:lastRow="0" w:noHBand="0" w:noVBand="1" w:val="04A0"/>
+        <w:tblBorders>
+          <w:top w:val="none"/>
+          <w:left w:val="none"/>
+          <w:bottom w:val="none"/>
+          <w:right w:val="none"/>
+          <w:insideH w:val="none"/>
+          <w:insideV w:val="none"/>
+        </w:tblBorders>
+        <w:tblInd w:w="360" w:type="dxa"/>
+      </w:tblPr>
+      <w:tblGrid>
+        <w:gridCol w:w="4150"/>
+        <w:gridCol w:w="4150"/>
+      </w:tblGrid>
+      <w:tr>
+        <w:tc>
+          <w:tcPr>
+            <w:tcW w:type="dxa" w:w="1814"/>
+          </w:tcPr>
+          <w:p>
+            <w:pPr>
+              <w:spacing w:before="80" w:after="80" w:line="276" w:lineRule="auto"/>
+              <w:ind w:firstLine="0"/>
+              <w:jc w:val="left"/>
+            </w:pPr>
+            <w:r>
+              <w:rPr>
+                <w:rFonts w:ascii="Times New Roman" w:hAnsi="Times New Roman"/>
+                <w:b/>
+                <w:color w:val="7F8C8D"/>
+                <w:sz w:val="21"/>
+                <w:rFonts w:ascii="Times New Roman" w:hAnsi="Times New Roman" w:eastAsia="宋体"/>
+              </w:rPr>
+              <w:t>起草机构：</w:t>
+            </w:r>
+          </w:p>
+        </w:tc>
+        <w:tc>
+          <w:tcPr>
+            <w:tcW w:type="dxa" w:w="5669"/>
+          </w:tcPr>
+          <w:p>
+            <w:pPr>
+              <w:spacing w:before="80" w:after="80" w:line="276" w:lineRule="auto"/>
+              <w:ind w:firstLine="0"/>
+              <w:jc w:val="left"/>
+            </w:pPr>
+            <w:r>
+              <w:rPr>
+                <w:rFonts w:ascii="Times New Roman" w:hAnsi="Times New Roman"/>
+                <w:color w:val="2C3E50"/>
+                <w:sz w:val="21"/>
+                <w:rFonts w:ascii="Times New Roman" w:hAnsi="Times New Roman" w:eastAsia="宋体"/>
+              </w:rPr>
+              <w:t>第十三组 终身学习学分银行建设开发团队</w:t>
+            </w:r>
+          </w:p>
+        </w:tc>
+      </w:tr>
+      <w:tr>
+        <w:tc>
+          <w:tcPr>
+            <w:tcW w:type="dxa" w:w="1814"/>
+          </w:tcPr>
+          <w:p>
+            <w:pPr>
+              <w:spacing w:before="80" w:after="80" w:line="276" w:lineRule="auto"/>
+              <w:ind w:firstLine="0"/>
+              <w:jc w:val="left"/>
+            </w:pPr>
+            <w:r>
+              <w:rPr>
+                <w:rFonts w:ascii="Times New Roman" w:hAnsi="Times New Roman"/>
+                <w:b/>
+                <w:color w:val="7F8C8D"/>
+                <w:sz w:val="21"/>
+                <w:rFonts w:ascii="Times New Roman" w:hAnsi="Times New Roman" w:eastAsia="宋体"/>
+              </w:rPr>
+              <w:t>文档版本：</w:t>
+            </w:r>
+          </w:p>
+        </w:tc>
+        <w:tc>
+          <w:tcPr>
+            <w:tcW w:type="dxa" w:w="5669"/>
+          </w:tcPr>
+          <w:p>
+            <w:pPr>
+              <w:spacing w:before="80" w:after="80" w:line="276" w:lineRule="auto"/>
+              <w:ind w:firstLine="0"/>
+              <w:jc w:val="left"/>
+            </w:pPr>
+            <w:r>
+              <w:rPr>
+                <w:rFonts w:ascii="Times New Roman" w:hAnsi="Times New Roman"/>
+                <w:color w:val="2C3E50"/>
+                <w:sz w:val="21"/>
+                <w:rFonts w:ascii="Times New Roman" w:hAnsi="Times New Roman" w:eastAsia="宋体"/>
+              </w:rPr>
+              <w:t>V1.0 (基线草案)</w:t>
+            </w:r>
+          </w:p>
+        </w:tc>
+      </w:tr>
+      <w:tr>
+        <w:tc>
+          <w:tcPr>
+            <w:tcW w:type="dxa" w:w="1814"/>
+          </w:tcPr>
+          <w:p>
+            <w:pPr>
+              <w:spacing w:before="80" w:after="80" w:line="276" w:lineRule="auto"/>
+              <w:ind w:firstLine="0"/>
+              <w:jc w:val="left"/>
+            </w:pPr>
+            <w:r>
+              <w:rPr>
+                <w:rFonts w:ascii="Times New Roman" w:hAnsi="Times New Roman"/>
+                <w:b/>
+                <w:color w:val="7F8C8D"/>
+                <w:sz w:val="21"/>
+                <w:rFonts w:ascii="Times New Roman" w:hAnsi="Times New Roman" w:eastAsia="宋体"/>
+              </w:rPr>
+              <w:t>发布日期：</w:t>
+            </w:r>
+          </w:p>
+        </w:tc>
+        <w:tc>
+          <w:tcPr>
+            <w:tcW w:type="dxa" w:w="5669"/>
+          </w:tcPr>
+          <w:p>
+            <w:pPr>
+              <w:spacing w:before="80" w:after="80" w:line="276" w:lineRule="auto"/>
+              <w:ind w:firstLine="0"/>
+              <w:jc w:val="left"/>
+            </w:pPr>
+            <w:r>
+              <w:rPr>
+                <w:rFonts w:ascii="Times New Roman" w:hAnsi="Times New Roman"/>
+                <w:color w:val="2C3E50"/>
+                <w:sz w:val="21"/>
+                <w:rFonts w:ascii="Times New Roman" w:hAnsi="Times New Roman" w:eastAsia="宋体"/>
+              </w:rPr>
+              <w:t>2026年6月18日</w:t>
+            </w:r>
+          </w:p>
+        </w:tc>
+      </w:tr>
+      <w:tr>
+        <w:tc>
+          <w:tcPr>
+            <w:tcW w:type="dxa" w:w="1814"/>
+          </w:tcPr>
+          <w:p>
+            <w:pPr>
+              <w:spacing w:before="80" w:after="80" w:line="276" w:lineRule="auto"/>
+              <w:ind w:firstLine="0"/>
+              <w:jc w:val="left"/>
+            </w:pPr>
+            <w:r>
+              <w:rPr>
+                <w:rFonts w:ascii="Times New Roman" w:hAnsi="Times New Roman"/>
+                <w:b/>
+                <w:color w:val="7F8C8D"/>
+                <w:sz w:val="21"/>
+                <w:rFonts w:ascii="Times New Roman" w:hAnsi="Times New Roman" w:eastAsia="宋体"/>
+              </w:rPr>
+              <w:t>文档状态：</w:t>
+            </w:r>
+          </w:p>
+        </w:tc>
+        <w:tc>
+          <w:tcPr>
+            <w:tcW w:type="dxa" w:w="5669"/>
+          </w:tcPr>
+          <w:p>
+            <w:pPr>
+              <w:spacing w:before="80" w:after="80" w:line="276" w:lineRule="auto"/>
+              <w:ind w:firstLine="0"/>
+              <w:jc w:val="left"/>
+            </w:pPr>
+            <w:r>
+              <w:rPr>
+                <w:rFonts w:ascii="Times New Roman" w:hAnsi="Times New Roman"/>
+                <w:color w:val="2C3E50"/>
+                <w:sz w:val="21"/>
+                <w:rFonts w:ascii="Times New Roman" w:hAnsi="Times New Roman" w:eastAsia="宋体"/>
+              </w:rPr>
+              <w:t>新建</w:t>
+            </w:r>
+          </w:p>
+        </w:tc>
+      </w:tr>
+      <w:tr>
+        <w:tc>
+          <w:tcPr>
+            <w:tcW w:type="dxa" w:w="1814"/>
+          </w:tcPr>
+          <w:p>
+            <w:pPr>
+              <w:spacing w:before="80" w:after="80" w:line="276" w:lineRule="auto"/>
+              <w:ind w:firstLine="0"/>
+              <w:jc w:val="left"/>
+            </w:pPr>
+            <w:r>
+              <w:rPr>
+                <w:rFonts w:ascii="Times New Roman" w:hAnsi="Times New Roman"/>
+                <w:b/>
+                <w:color w:val="7F8C8D"/>
+                <w:sz w:val="21"/>
+                <w:rFonts w:ascii="Times New Roman" w:hAnsi="Times New Roman" w:eastAsia="宋体"/>
+              </w:rPr>
+              <w:t>符合规范：</w:t>
+            </w:r>
+          </w:p>
+        </w:tc>
+        <w:tc>
+          <w:tcPr>
+            <w:tcW w:type="dxa" w:w="5669"/>
+          </w:tcPr>
+          <w:p>
+            <w:pPr>
+              <w:spacing w:before="80" w:after="80" w:line="276" w:lineRule="auto"/>
+              <w:ind w:firstLine="0"/>
+              <w:jc w:val="left"/>
+            </w:pPr>
+            <w:r>
+              <w:rPr>
+                <w:rFonts w:ascii="Times New Roman" w:hAnsi="Times New Roman"/>
+                <w:color w:val="2C3E50"/>
+                <w:sz w:val="21"/>
+                <w:rFonts w:ascii="Times New Roman" w:hAnsi="Times New Roman" w:eastAsia="宋体"/>
+              </w:rPr>
+              <w:t>CMMI Level 3 / RUP</w:t>
+            </w:r>
+          </w:p>
+        </w:tc>
+      </w:tr>
+    </w:tbl>
     <w:p>
       <w:r>
         <w:br w:type="page"/>
@@ -634,6 +759,46 @@
       <w:pPr>
         <w:spacing w:before="0" w:after="120" w:line="240" w:lineRule="auto"/>
       </w:pPr>
+    </w:p>
+    <w:p>
+      <w:r>
+        <w:br w:type="page"/>
+      </w:r>
+    </w:p>
+    <w:p>
+      <w:pPr>
+        <w:pStyle w:val="Heading1"/>
+        <w:spacing w:line="360" w:lineRule="auto" w:before="0" w:after="240"/>
+      </w:pPr>
+      <w:r>
+        <w:rPr>
+          <w:rFonts w:ascii="Times New Roman" w:hAnsi="Times New Roman"/>
+          <w:b w:val="0"/>
+          <w:i w:val="0"/>
+          <w:sz w:val="24"/>
+          <w:rFonts w:ascii="Times New Roman" w:hAnsi="Times New Roman" w:eastAsia="黑体"/>
+        </w:rPr>
+        <w:t>目录</w:t>
+      </w:r>
+    </w:p>
+    <w:p>
+      <w:pPr>
+        <w:spacing w:before="120" w:after="120" w:line="276" w:lineRule="auto"/>
+        <w:ind w:firstLine="0"/>
+        <w:jc w:val="left"/>
+      </w:pPr>
+      <w:r>
+        <w:rPr>
+          <w:rFonts w:ascii="Times New Roman" w:hAnsi="Times New Roman"/>
+          <w:rFonts w:ascii="Times New Roman" w:hAnsi="Times New Roman" w:eastAsia="宋体"/>
+          <w:sz w:val="22"/>
+        </w:rPr>
+        <w:fldChar w:fldCharType="begin"/>
+        <w:instrText xml:space="preserve"> TOC \o "1-3" \h \z \u </w:instrText>
+        <w:fldChar w:fldCharType="separate"/>
+        <w:t>(目录将在打开文档并更新域后自动填充)</w:t>
+        <w:fldChar w:fldCharType="end"/>
+      </w:r>
     </w:p>
     <w:p>
       <w:r>

--- a/documents/开发计划.docx
+++ b/documents/开发计划.docx
@@ -1807,9 +1807,9 @@
       <w:pPr>
         <w:pStyle w:val="29"/>
       </w:pPr>
-      <w:bookmarkStart w:id="0" w:name="_Toc170025485"/>
-      <w:bookmarkStart w:id="1" w:name="_Toc178849214"/>
-      <w:bookmarkStart w:id="2" w:name="_Toc164493611"/>
+      <w:bookmarkStart w:id="0" w:name="_Toc178849214"/>
+      <w:bookmarkStart w:id="1" w:name="_Toc164493611"/>
+      <w:bookmarkStart w:id="2" w:name="_Toc170025485"/>
       <w:r>
         <w:rPr>
           <w:rFonts w:hint="eastAsia"/>
@@ -6343,13 +6343,13 @@
           <w:szCs w:val="24"/>
         </w:rPr>
       </w:pPr>
-      <w:bookmarkStart w:id="3" w:name="_Toc251692836"/>
-      <w:bookmarkStart w:id="4" w:name="_Toc248049972"/>
-      <w:bookmarkStart w:id="5" w:name="_Toc248049889"/>
-      <w:bookmarkStart w:id="6" w:name="_Toc90693372"/>
-      <w:bookmarkStart w:id="7" w:name="_Toc182651262"/>
-      <w:bookmarkStart w:id="8" w:name="_Toc248050060"/>
-      <w:bookmarkStart w:id="9" w:name="_Toc248050010"/>
+      <w:bookmarkStart w:id="3" w:name="_Toc182651262"/>
+      <w:bookmarkStart w:id="4" w:name="_Toc248050060"/>
+      <w:bookmarkStart w:id="5" w:name="_Toc248050010"/>
+      <w:bookmarkStart w:id="6" w:name="_Toc248049972"/>
+      <w:bookmarkStart w:id="7" w:name="_Toc248049889"/>
+      <w:bookmarkStart w:id="8" w:name="_Toc251692836"/>
+      <w:bookmarkStart w:id="9" w:name="_Toc90693372"/>
       <w:r>
         <w:rPr>
           <w:rFonts w:hint="eastAsia"/>
@@ -6399,14 +6399,14 @@
           <w:szCs w:val="32"/>
         </w:rPr>
       </w:pPr>
-      <w:bookmarkStart w:id="10" w:name="_Toc248049890"/>
-      <w:bookmarkStart w:id="11" w:name="_Toc248049973"/>
-      <w:bookmarkStart w:id="12" w:name="_Toc86755989"/>
-      <w:bookmarkStart w:id="13" w:name="_Toc182651263"/>
-      <w:bookmarkStart w:id="14" w:name="_Toc90693373"/>
-      <w:bookmarkStart w:id="15" w:name="_Toc251692837"/>
-      <w:bookmarkStart w:id="16" w:name="_Toc248050061"/>
-      <w:bookmarkStart w:id="17" w:name="_Toc86758277"/>
+      <w:bookmarkStart w:id="10" w:name="_Toc248049973"/>
+      <w:bookmarkStart w:id="11" w:name="_Toc86755989"/>
+      <w:bookmarkStart w:id="12" w:name="_Toc182651263"/>
+      <w:bookmarkStart w:id="13" w:name="_Toc90693373"/>
+      <w:bookmarkStart w:id="14" w:name="_Toc248049890"/>
+      <w:bookmarkStart w:id="15" w:name="_Toc248050061"/>
+      <w:bookmarkStart w:id="16" w:name="_Toc86758277"/>
+      <w:bookmarkStart w:id="17" w:name="_Toc251692837"/>
       <w:r>
         <w:rPr>
           <w:rFonts w:hint="eastAsia" w:hAnsi="宋体"/>
@@ -6455,12 +6455,12 @@
           <w:szCs w:val="32"/>
         </w:rPr>
       </w:pPr>
-      <w:bookmarkStart w:id="18" w:name="_Toc248049974"/>
-      <w:bookmarkStart w:id="19" w:name="_Toc60457188"/>
-      <w:bookmarkStart w:id="20" w:name="_Toc248049891"/>
-      <w:bookmarkStart w:id="21" w:name="_Toc248050062"/>
-      <w:bookmarkStart w:id="22" w:name="_Toc182651264"/>
-      <w:bookmarkStart w:id="23" w:name="_Toc251692838"/>
+      <w:bookmarkStart w:id="18" w:name="_Toc248050062"/>
+      <w:bookmarkStart w:id="19" w:name="_Toc182651264"/>
+      <w:bookmarkStart w:id="20" w:name="_Toc248049974"/>
+      <w:bookmarkStart w:id="21" w:name="_Toc60457188"/>
+      <w:bookmarkStart w:id="22" w:name="_Toc251692838"/>
+      <w:bookmarkStart w:id="23" w:name="_Toc248049891"/>
       <w:r>
         <w:rPr>
           <w:rFonts w:hint="eastAsia" w:hAnsi="宋体"/>
@@ -6675,13 +6675,13 @@
         </w:rPr>
       </w:pPr>
       <w:bookmarkStart w:id="24" w:name="_Toc248050011"/>
-      <w:bookmarkStart w:id="25" w:name="_Toc90693376"/>
-      <w:bookmarkStart w:id="26" w:name="_Toc248049975"/>
-      <w:bookmarkStart w:id="27" w:name="_Toc86756006"/>
+      <w:bookmarkStart w:id="25" w:name="_Toc86756006"/>
+      <w:bookmarkStart w:id="26" w:name="_Toc251692839"/>
+      <w:bookmarkStart w:id="27" w:name="_Toc248049975"/>
       <w:bookmarkStart w:id="28" w:name="_Toc182651265"/>
-      <w:bookmarkStart w:id="29" w:name="_Toc251692839"/>
-      <w:bookmarkStart w:id="30" w:name="_Toc248049892"/>
-      <w:bookmarkStart w:id="31" w:name="_Toc248050063"/>
+      <w:bookmarkStart w:id="29" w:name="_Toc248049892"/>
+      <w:bookmarkStart w:id="30" w:name="_Toc248050063"/>
+      <w:bookmarkStart w:id="31" w:name="_Toc90693376"/>
       <w:bookmarkStart w:id="32" w:name="_Toc86758283"/>
       <w:r>
         <w:rPr>
@@ -6719,12 +6719,12 @@
           <w:szCs w:val="32"/>
         </w:rPr>
       </w:pPr>
-      <w:bookmarkStart w:id="33" w:name="_Toc248049976"/>
-      <w:bookmarkStart w:id="34" w:name="_Toc182651266"/>
-      <w:bookmarkStart w:id="35" w:name="_Toc251692840"/>
-      <w:bookmarkStart w:id="36" w:name="_Toc90693377"/>
-      <w:bookmarkStart w:id="37" w:name="_Toc248050064"/>
-      <w:bookmarkStart w:id="38" w:name="_Toc248049893"/>
+      <w:bookmarkStart w:id="33" w:name="_Toc90693377"/>
+      <w:bookmarkStart w:id="34" w:name="_Toc248050064"/>
+      <w:bookmarkStart w:id="35" w:name="_Toc248049893"/>
+      <w:bookmarkStart w:id="36" w:name="_Toc248049976"/>
+      <w:bookmarkStart w:id="37" w:name="_Toc182651266"/>
+      <w:bookmarkStart w:id="38" w:name="_Toc251692840"/>
       <w:r>
         <w:rPr>
           <w:rFonts w:hint="eastAsia" w:hAnsi="宋体"/>
@@ -6772,7 +6772,7 @@
         <w:rPr>
           <w:rFonts w:hint="eastAsia" w:ascii="Times New Roman" w:hAnsi="Times New Roman" w:eastAsia="宋体"/>
         </w:rPr>
-        <w:t>开发一套功能完善、操作便捷的终身学习学分银行信息平台，包含上述七个核心模块。实现学习成果认证、规则设定、学分转换的闭环处理。确保系统在数据高并发、隐私安全、容错运行等方面满足平台日常管理及申报高峰期的需求，提升社会各界对学分银行服务的满意度，促进教育信息化发展。</w:t>
+        <w:t>开发一套功能完善、操作便捷的终身学习学分银行信息平台，包含上述二十个核心模块。实现学习成果认证、规则设定、学分转换的闭环处理。确保系统在数据高并发、隐私安全、容错运行等方面满足平台日常管理及申报高峰期的需求，提升社会各界对学分银行服务的满意度，促进教育信息化发展。</w:t>
       </w:r>
     </w:p>
     <w:p>
@@ -6800,12 +6800,12 @@
           <w:szCs w:val="32"/>
         </w:rPr>
       </w:pPr>
-      <w:bookmarkStart w:id="39" w:name="_Toc251692841"/>
-      <w:bookmarkStart w:id="40" w:name="_Toc248050065"/>
-      <w:bookmarkStart w:id="41" w:name="_Toc248049977"/>
-      <w:bookmarkStart w:id="42" w:name="_Toc248049894"/>
-      <w:bookmarkStart w:id="43" w:name="_Toc182651267"/>
-      <w:bookmarkStart w:id="44" w:name="_Toc90693378"/>
+      <w:bookmarkStart w:id="39" w:name="_Toc90693378"/>
+      <w:bookmarkStart w:id="40" w:name="_Toc248049894"/>
+      <w:bookmarkStart w:id="41" w:name="_Toc251692841"/>
+      <w:bookmarkStart w:id="42" w:name="_Toc248050065"/>
+      <w:bookmarkStart w:id="43" w:name="_Toc248049977"/>
+      <w:bookmarkStart w:id="44" w:name="_Toc182651267"/>
       <w:r>
         <w:rPr>
           <w:rFonts w:hint="eastAsia" w:hAnsi="宋体"/>
@@ -6860,12 +6860,12 @@
           <w:szCs w:val="32"/>
         </w:rPr>
       </w:pPr>
-      <w:bookmarkStart w:id="45" w:name="_Toc90693379"/>
-      <w:bookmarkStart w:id="46" w:name="_Toc251692842"/>
-      <w:bookmarkStart w:id="47" w:name="_Toc248050066"/>
-      <w:bookmarkStart w:id="48" w:name="_Toc248049895"/>
-      <w:bookmarkStart w:id="49" w:name="_Toc248049978"/>
-      <w:bookmarkStart w:id="50" w:name="_Toc182651268"/>
+      <w:bookmarkStart w:id="45" w:name="_Toc248049895"/>
+      <w:bookmarkStart w:id="46" w:name="_Toc248049978"/>
+      <w:bookmarkStart w:id="47" w:name="_Toc251692842"/>
+      <w:bookmarkStart w:id="48" w:name="_Toc182651268"/>
+      <w:bookmarkStart w:id="49" w:name="_Toc248050066"/>
+      <w:bookmarkStart w:id="50" w:name="_Toc90693379"/>
       <w:r>
         <w:rPr>
           <w:rFonts w:hint="eastAsia" w:hAnsi="宋体"/>
@@ -8242,12 +8242,12 @@
           <w:szCs w:val="24"/>
         </w:rPr>
       </w:pPr>
-      <w:bookmarkStart w:id="56" w:name="_Toc251692844"/>
-      <w:bookmarkStart w:id="57" w:name="_Toc248050012"/>
-      <w:bookmarkStart w:id="58" w:name="_Toc248049897"/>
-      <w:bookmarkStart w:id="59" w:name="_Toc248049980"/>
-      <w:bookmarkStart w:id="60" w:name="_Toc182651270"/>
-      <w:bookmarkStart w:id="61" w:name="_Toc248050068"/>
+      <w:bookmarkStart w:id="56" w:name="_Toc182651270"/>
+      <w:bookmarkStart w:id="57" w:name="_Toc251692844"/>
+      <w:bookmarkStart w:id="58" w:name="_Toc248050068"/>
+      <w:bookmarkStart w:id="59" w:name="_Toc248050012"/>
+      <w:bookmarkStart w:id="60" w:name="_Toc248049897"/>
+      <w:bookmarkStart w:id="61" w:name="_Toc248049980"/>
       <w:r>
         <w:rPr>
           <w:rFonts w:hint="eastAsia"/>
@@ -8281,11 +8281,11 @@
           <w:szCs w:val="32"/>
         </w:rPr>
       </w:pPr>
-      <w:bookmarkStart w:id="62" w:name="_Toc182651271"/>
-      <w:bookmarkStart w:id="63" w:name="_Toc251692845"/>
-      <w:bookmarkStart w:id="64" w:name="_Toc248050069"/>
-      <w:bookmarkStart w:id="65" w:name="_Toc248049981"/>
-      <w:bookmarkStart w:id="66" w:name="_Toc248049898"/>
+      <w:bookmarkStart w:id="62" w:name="_Toc248049898"/>
+      <w:bookmarkStart w:id="63" w:name="_Toc248049981"/>
+      <w:bookmarkStart w:id="64" w:name="_Toc182651271"/>
+      <w:bookmarkStart w:id="65" w:name="_Toc248050069"/>
+      <w:bookmarkStart w:id="66" w:name="_Toc251692845"/>
       <w:bookmarkStart w:id="67" w:name="_Toc60457197"/>
       <w:r>
         <w:rPr>
@@ -8302,6 +8302,317 @@
       <w:bookmarkEnd w:id="65"/>
       <w:bookmarkEnd w:id="66"/>
     </w:p>
+    <w:p>
+      <w:r>
+        <w:t>高层领导：华迪张老师</w:t>
+      </w:r>
+      <w:r>
+        <w:br w:type="textWrapping"/>
+      </w:r>
+      <w:r>
+        <w:t>项目小组：第十三组 — 终身学习学分银行信息平台</w:t>
+      </w:r>
+      <w:r>
+        <w:br w:type="textWrapping"/>
+      </w:r>
+      <w:r>
+        <w:t>项目经理：贾诗涵</w:t>
+      </w:r>
+      <w:r>
+        <w:br w:type="textWrapping"/>
+      </w:r>
+      <w:r>
+        <w:t>后端工程师/架构师：周康</w:t>
+      </w:r>
+      <w:r>
+        <w:br w:type="textWrapping"/>
+      </w:r>
+      <w:r>
+        <w:t>前端工程师：罗志银</w:t>
+      </w:r>
+      <w:r>
+        <w:br w:type="textWrapping"/>
+      </w:r>
+      <w:r>
+        <w:t>测试工程师/配置管理/QA：刘玉萍</w:t>
+      </w:r>
+    </w:p>
+    <w:p>
+      <w:r>
+        <w:t>各人员职责分工如下：</w:t>
+      </w:r>
+    </w:p>
+    <w:tbl>
+      <w:tblPr>
+        <w:tblStyle w:val="30"/>
+        <w:tblW w:w="0" w:type="auto"/>
+        <w:tblInd w:w="0" w:type="dxa"/>
+        <w:tblLayout w:type="autofit"/>
+        <w:tblCellMar>
+          <w:top w:w="0" w:type="dxa"/>
+          <w:left w:w="108" w:type="dxa"/>
+          <w:bottom w:w="0" w:type="dxa"/>
+          <w:right w:w="108" w:type="dxa"/>
+        </w:tblCellMar>
+      </w:tblPr>
+      <w:tblGrid>
+        <w:gridCol w:w="2340"/>
+        <w:gridCol w:w="2340"/>
+        <w:gridCol w:w="2340"/>
+        <w:gridCol w:w="2340"/>
+      </w:tblGrid>
+      <w:tr>
+        <w:tblPrEx>
+          <w:tblCellMar>
+            <w:top w:w="0" w:type="dxa"/>
+            <w:left w:w="108" w:type="dxa"/>
+            <w:bottom w:w="0" w:type="dxa"/>
+            <w:right w:w="108" w:type="dxa"/>
+          </w:tblCellMar>
+        </w:tblPrEx>
+        <w:tc>
+          <w:tcPr>
+            <w:tcW w:w="2340" w:type="dxa"/>
+          </w:tcPr>
+          <w:p>
+            <w:r>
+              <w:t>人员</w:t>
+            </w:r>
+          </w:p>
+        </w:tc>
+        <w:tc>
+          <w:tcPr>
+            <w:tcW w:w="2340" w:type="dxa"/>
+          </w:tcPr>
+          <w:p>
+            <w:r>
+              <w:t>角色</w:t>
+            </w:r>
+          </w:p>
+        </w:tc>
+        <w:tc>
+          <w:tcPr>
+            <w:tcW w:w="2340" w:type="dxa"/>
+          </w:tcPr>
+          <w:p>
+            <w:r>
+              <w:t>职责类别</w:t>
+            </w:r>
+          </w:p>
+        </w:tc>
+        <w:tc>
+          <w:tcPr>
+            <w:tcW w:w="2340" w:type="dxa"/>
+          </w:tcPr>
+          <w:p>
+            <w:r>
+              <w:t>负责模块</w:t>
+            </w:r>
+          </w:p>
+        </w:tc>
+      </w:tr>
+      <w:tr>
+        <w:tblPrEx>
+          <w:tblCellMar>
+            <w:top w:w="0" w:type="dxa"/>
+            <w:left w:w="108" w:type="dxa"/>
+            <w:bottom w:w="0" w:type="dxa"/>
+            <w:right w:w="108" w:type="dxa"/>
+          </w:tblCellMar>
+        </w:tblPrEx>
+        <w:tc>
+          <w:tcPr>
+            <w:tcW w:w="2340" w:type="dxa"/>
+          </w:tcPr>
+          <w:p>
+            <w:r>
+              <w:t>贾诗涵</w:t>
+            </w:r>
+          </w:p>
+        </w:tc>
+        <w:tc>
+          <w:tcPr>
+            <w:tcW w:w="2340" w:type="dxa"/>
+          </w:tcPr>
+          <w:p>
+            <w:r>
+              <w:t>项目经理</w:t>
+            </w:r>
+          </w:p>
+        </w:tc>
+        <w:tc>
+          <w:tcPr>
+            <w:tcW w:w="2340" w:type="dxa"/>
+          </w:tcPr>
+          <w:p>
+            <w:r>
+              <w:t>项目管理、需求管理、文档管理</w:t>
+            </w:r>
+          </w:p>
+        </w:tc>
+        <w:tc>
+          <w:tcPr>
+            <w:tcW w:w="2340" w:type="dxa"/>
+          </w:tcPr>
+          <w:p>
+            <w:r>
+              <w:t>数据统计分析模块</w:t>
+            </w:r>
+          </w:p>
+        </w:tc>
+      </w:tr>
+      <w:tr>
+        <w:tblPrEx>
+          <w:tblCellMar>
+            <w:top w:w="0" w:type="dxa"/>
+            <w:left w:w="108" w:type="dxa"/>
+            <w:bottom w:w="0" w:type="dxa"/>
+            <w:right w:w="108" w:type="dxa"/>
+          </w:tblCellMar>
+        </w:tblPrEx>
+        <w:tc>
+          <w:tcPr>
+            <w:tcW w:w="2340" w:type="dxa"/>
+          </w:tcPr>
+          <w:p>
+            <w:r>
+              <w:t>周康</w:t>
+            </w:r>
+          </w:p>
+        </w:tc>
+        <w:tc>
+          <w:tcPr>
+            <w:tcW w:w="2340" w:type="dxa"/>
+          </w:tcPr>
+          <w:p>
+            <w:r>
+              <w:t>后端工程师/架构师</w:t>
+            </w:r>
+          </w:p>
+        </w:tc>
+        <w:tc>
+          <w:tcPr>
+            <w:tcW w:w="2340" w:type="dxa"/>
+          </w:tcPr>
+          <w:p>
+            <w:r>
+              <w:t>系统架构设计、数据库设计、核心业务模块开发、单元测试</w:t>
+            </w:r>
+          </w:p>
+        </w:tc>
+        <w:tc>
+          <w:tcPr>
+            <w:tcW w:w="2340" w:type="dxa"/>
+          </w:tcPr>
+          <w:p>
+            <w:r>
+              <w:t>用户登录与注册、角色权限管理、学习成果目录管理、学习成果认证申请、学习成果认证审核、学分账户管理、转换规则管理、成果转换申请、成果转换审核、专家评审管理</w:t>
+            </w:r>
+          </w:p>
+        </w:tc>
+      </w:tr>
+      <w:tr>
+        <w:tblPrEx>
+          <w:tblCellMar>
+            <w:top w:w="0" w:type="dxa"/>
+            <w:left w:w="108" w:type="dxa"/>
+            <w:bottom w:w="0" w:type="dxa"/>
+            <w:right w:w="108" w:type="dxa"/>
+          </w:tblCellMar>
+        </w:tblPrEx>
+        <w:tc>
+          <w:tcPr>
+            <w:tcW w:w="2340" w:type="dxa"/>
+          </w:tcPr>
+          <w:p>
+            <w:r>
+              <w:t>罗志银</w:t>
+            </w:r>
+          </w:p>
+        </w:tc>
+        <w:tc>
+          <w:tcPr>
+            <w:tcW w:w="2340" w:type="dxa"/>
+          </w:tcPr>
+          <w:p>
+            <w:r>
+              <w:t>前端工程师</w:t>
+            </w:r>
+          </w:p>
+        </w:tc>
+        <w:tc>
+          <w:tcPr>
+            <w:tcW w:w="2340" w:type="dxa"/>
+          </w:tcPr>
+          <w:p>
+            <w:r>
+              <w:t>前端架构设计、页面开发、ECharts图表集成、简单后端模块开发</w:t>
+            </w:r>
+          </w:p>
+        </w:tc>
+        <w:tc>
+          <w:tcPr>
+            <w:tcW w:w="2340" w:type="dxa"/>
+          </w:tcPr>
+          <w:p>
+            <w:r>
+              <w:t>前端全部20个页面；后端：学习成果导览、转换规则库浏览、系统公告管理、意见反馈管理、数据字典管理</w:t>
+            </w:r>
+          </w:p>
+        </w:tc>
+      </w:tr>
+      <w:tr>
+        <w:tblPrEx>
+          <w:tblCellMar>
+            <w:top w:w="0" w:type="dxa"/>
+            <w:left w:w="108" w:type="dxa"/>
+            <w:bottom w:w="0" w:type="dxa"/>
+            <w:right w:w="108" w:type="dxa"/>
+          </w:tblCellMar>
+        </w:tblPrEx>
+        <w:tc>
+          <w:tcPr>
+            <w:tcW w:w="2340" w:type="dxa"/>
+          </w:tcPr>
+          <w:p>
+            <w:r>
+              <w:t>刘玉萍</w:t>
+            </w:r>
+          </w:p>
+        </w:tc>
+        <w:tc>
+          <w:tcPr>
+            <w:tcW w:w="2340" w:type="dxa"/>
+          </w:tcPr>
+          <w:p>
+            <w:r>
+              <w:t>测试/配置管理/QA</w:t>
+            </w:r>
+          </w:p>
+        </w:tc>
+        <w:tc>
+          <w:tcPr>
+            <w:tcW w:w="2340" w:type="dxa"/>
+          </w:tcPr>
+          <w:p>
+            <w:r>
+              <w:t>测试计划编写、测试用例设计、功能测试、缺陷跟踪、配置管理、过程质量审计</w:t>
+            </w:r>
+          </w:p>
+        </w:tc>
+        <w:tc>
+          <w:tcPr>
+            <w:tcW w:w="2340" w:type="dxa"/>
+          </w:tcPr>
+          <w:p>
+            <w:r>
+              <w:t>后端：用户信息管理、学习者档案管理、站内信管理、系统日志管理</w:t>
+            </w:r>
+          </w:p>
+        </w:tc>
+      </w:tr>
+    </w:tbl>
+    <w:p/>
     <w:tbl>
       <w:tblPr>
         <w:tblStyle w:val="30"/>
@@ -8999,31 +9310,31 @@
           <w:szCs w:val="32"/>
         </w:rPr>
       </w:pPr>
-      <w:bookmarkStart w:id="68" w:name="_Toc167606289"/>
+      <w:bookmarkStart w:id="68" w:name="_Toc167606307"/>
       <w:bookmarkEnd w:id="68"/>
       <w:bookmarkStart w:id="69" w:name="_Toc167606313"/>
       <w:bookmarkEnd w:id="69"/>
-      <w:bookmarkStart w:id="70" w:name="_Toc167606295"/>
+      <w:bookmarkStart w:id="70" w:name="_Toc167606289"/>
       <w:bookmarkEnd w:id="70"/>
-      <w:bookmarkStart w:id="71" w:name="_Toc167606307"/>
+      <w:bookmarkStart w:id="71" w:name="_Toc167606295"/>
       <w:bookmarkEnd w:id="71"/>
       <w:bookmarkStart w:id="72" w:name="_Toc167526977"/>
       <w:bookmarkEnd w:id="72"/>
-      <w:bookmarkStart w:id="73" w:name="_Toc167606301"/>
+      <w:bookmarkStart w:id="73" w:name="_Toc167526989"/>
       <w:bookmarkEnd w:id="73"/>
-      <w:bookmarkStart w:id="74" w:name="_Toc167526983"/>
+      <w:bookmarkStart w:id="74" w:name="_Toc167606301"/>
       <w:bookmarkEnd w:id="74"/>
       <w:bookmarkStart w:id="75" w:name="_Toc167526971"/>
       <w:bookmarkEnd w:id="75"/>
       <w:bookmarkStart w:id="76" w:name="_Toc167526995"/>
       <w:bookmarkEnd w:id="76"/>
-      <w:bookmarkStart w:id="77" w:name="_Toc167526989"/>
+      <w:bookmarkStart w:id="77" w:name="_Toc167526983"/>
       <w:bookmarkEnd w:id="77"/>
-      <w:bookmarkStart w:id="78" w:name="_Toc251692846"/>
-      <w:bookmarkStart w:id="79" w:name="_Toc248049982"/>
-      <w:bookmarkStart w:id="80" w:name="_Toc182651272"/>
-      <w:bookmarkStart w:id="81" w:name="_Toc248050070"/>
-      <w:bookmarkStart w:id="82" w:name="_Toc248049899"/>
+      <w:bookmarkStart w:id="78" w:name="_Toc248050070"/>
+      <w:bookmarkStart w:id="79" w:name="_Toc182651272"/>
+      <w:bookmarkStart w:id="80" w:name="_Toc248049899"/>
+      <w:bookmarkStart w:id="81" w:name="_Toc248049982"/>
+      <w:bookmarkStart w:id="82" w:name="_Toc251692846"/>
       <w:r>
         <w:rPr>
           <w:rFonts w:hint="eastAsia" w:hAnsi="宋体"/>
@@ -9076,12 +9387,6 @@
             <w:insideH w:val="single" w:color="auto" w:sz="4" w:space="0"/>
             <w:insideV w:val="single" w:color="auto" w:sz="4" w:space="0"/>
           </w:tblBorders>
-          <w:tblCellMar>
-            <w:top w:w="0" w:type="dxa"/>
-            <w:left w:w="108" w:type="dxa"/>
-            <w:bottom w:w="0" w:type="dxa"/>
-            <w:right w:w="108" w:type="dxa"/>
-          </w:tblCellMar>
         </w:tblPrEx>
         <w:tc>
           <w:tcPr>
@@ -9953,11 +10258,11 @@
       <w:bookmarkStart w:id="86" w:name="_Toc167527002"/>
       <w:bookmarkEnd w:id="86"/>
       <w:bookmarkStart w:id="87" w:name="_Toc90693387"/>
-      <w:bookmarkStart w:id="88" w:name="_Toc248050072"/>
-      <w:bookmarkStart w:id="89" w:name="_Toc248050014"/>
-      <w:bookmarkStart w:id="90" w:name="_Toc182651274"/>
+      <w:bookmarkStart w:id="88" w:name="_Toc251692847"/>
+      <w:bookmarkStart w:id="89" w:name="_Toc182651274"/>
+      <w:bookmarkStart w:id="90" w:name="_Toc248050072"/>
       <w:bookmarkStart w:id="91" w:name="_Toc248049901"/>
-      <w:bookmarkStart w:id="92" w:name="_Toc251692847"/>
+      <w:bookmarkStart w:id="92" w:name="_Toc248050014"/>
       <w:bookmarkStart w:id="93" w:name="_Toc248049984"/>
       <w:r>
         <w:rPr>
@@ -10004,8 +10309,8 @@
       </w:pPr>
       <w:bookmarkStart w:id="94" w:name="_Toc248049902"/>
       <w:bookmarkStart w:id="95" w:name="_Toc248050073"/>
-      <w:bookmarkStart w:id="96" w:name="_Toc251692848"/>
-      <w:bookmarkStart w:id="97" w:name="_Toc90693388"/>
+      <w:bookmarkStart w:id="96" w:name="_Toc90693388"/>
+      <w:bookmarkStart w:id="97" w:name="_Toc251692848"/>
       <w:bookmarkStart w:id="98" w:name="_Toc248049985"/>
       <w:bookmarkStart w:id="99" w:name="_Toc182651275"/>
       <w:r>
@@ -10062,10 +10367,10 @@
       <w:bookmarkStart w:id="101" w:name="_Toc182651276"/>
       <w:bookmarkStart w:id="102" w:name="_Toc86756007"/>
       <w:bookmarkStart w:id="103" w:name="_Toc90693389"/>
-      <w:bookmarkStart w:id="104" w:name="_Toc248049903"/>
-      <w:bookmarkStart w:id="105" w:name="_Toc248049986"/>
-      <w:bookmarkStart w:id="106" w:name="_Toc251692849"/>
-      <w:bookmarkStart w:id="107" w:name="_Toc86758284"/>
+      <w:bookmarkStart w:id="104" w:name="_Toc248049986"/>
+      <w:bookmarkStart w:id="105" w:name="_Toc86758284"/>
+      <w:bookmarkStart w:id="106" w:name="_Toc248049903"/>
+      <w:bookmarkStart w:id="107" w:name="_Toc251692849"/>
       <w:r>
         <w:rPr>
           <w:rFonts w:hint="eastAsia" w:hAnsi="宋体"/>
@@ -11365,11 +11670,11 @@
           <w:szCs w:val="32"/>
         </w:rPr>
       </w:pPr>
-      <w:bookmarkStart w:id="108" w:name="_Toc248050075"/>
-      <w:bookmarkStart w:id="109" w:name="_Toc182651277"/>
+      <w:bookmarkStart w:id="108" w:name="_Toc182651277"/>
+      <w:bookmarkStart w:id="109" w:name="_Toc251692850"/>
       <w:bookmarkStart w:id="110" w:name="_Toc248049987"/>
       <w:bookmarkStart w:id="111" w:name="_Toc248049904"/>
-      <w:bookmarkStart w:id="112" w:name="_Toc251692850"/>
+      <w:bookmarkStart w:id="112" w:name="_Toc248050075"/>
       <w:r>
         <w:rPr>
           <w:rFonts w:hint="eastAsia" w:hAnsi="宋体"/>
@@ -12331,11 +12636,11 @@
           <w:szCs w:val="32"/>
         </w:rPr>
       </w:pPr>
-      <w:bookmarkStart w:id="113" w:name="_Toc248049988"/>
-      <w:bookmarkStart w:id="114" w:name="_Toc248050076"/>
+      <w:bookmarkStart w:id="113" w:name="_Toc248050076"/>
+      <w:bookmarkStart w:id="114" w:name="_Toc248049988"/>
       <w:bookmarkStart w:id="115" w:name="_Toc251692851"/>
-      <w:bookmarkStart w:id="116" w:name="_Toc182651278"/>
-      <w:bookmarkStart w:id="117" w:name="_Toc248049905"/>
+      <w:bookmarkStart w:id="116" w:name="_Toc248049905"/>
+      <w:bookmarkStart w:id="117" w:name="_Toc182651278"/>
       <w:r>
         <w:rPr>
           <w:rFonts w:hint="eastAsia" w:hAnsi="宋体"/>
@@ -12387,12 +12692,12 @@
         </w:rPr>
       </w:pPr>
       <w:bookmarkStart w:id="118" w:name="_Toc90693390"/>
-      <w:bookmarkStart w:id="119" w:name="_Toc248050015"/>
-      <w:bookmarkStart w:id="120" w:name="_Toc251692852"/>
-      <w:bookmarkStart w:id="121" w:name="_Toc182651279"/>
-      <w:bookmarkStart w:id="122" w:name="_Toc248050077"/>
-      <w:bookmarkStart w:id="123" w:name="_Toc248049906"/>
-      <w:bookmarkStart w:id="124" w:name="_Toc248049989"/>
+      <w:bookmarkStart w:id="119" w:name="_Toc251692852"/>
+      <w:bookmarkStart w:id="120" w:name="_Toc248050015"/>
+      <w:bookmarkStart w:id="121" w:name="_Toc248050077"/>
+      <w:bookmarkStart w:id="122" w:name="_Toc248049906"/>
+      <w:bookmarkStart w:id="123" w:name="_Toc248049989"/>
+      <w:bookmarkStart w:id="124" w:name="_Toc182651279"/>
       <w:r>
         <w:rPr>
           <w:rFonts w:hint="eastAsia"/>
@@ -12432,7 +12737,7 @@
           <w:i w:val="0"/>
           <w:color w:val="FF0000"/>
         </w:rPr>
-        <w:t>XNFZ</w:t>
+        <w:t>LLCB</w:t>
       </w:r>
       <w:r>
         <w:rPr>
@@ -12460,39 +12765,39 @@
           <w:szCs w:val="24"/>
         </w:rPr>
       </w:pPr>
-      <w:bookmarkStart w:id="125" w:name="_Toc87785664"/>
+      <w:bookmarkStart w:id="125" w:name="_Toc87785589"/>
       <w:bookmarkEnd w:id="125"/>
-      <w:bookmarkStart w:id="126" w:name="_Toc87785589"/>
+      <w:bookmarkStart w:id="126" w:name="_Toc87785664"/>
       <w:bookmarkEnd w:id="126"/>
       <w:bookmarkStart w:id="127" w:name="_Toc87785539"/>
       <w:bookmarkEnd w:id="127"/>
       <w:bookmarkStart w:id="128" w:name="_Toc87785659"/>
       <w:bookmarkEnd w:id="128"/>
-      <w:bookmarkStart w:id="129" w:name="_Toc87785629"/>
+      <w:bookmarkStart w:id="129" w:name="_Toc87785639"/>
       <w:bookmarkEnd w:id="129"/>
-      <w:bookmarkStart w:id="130" w:name="_Toc87785649"/>
+      <w:bookmarkStart w:id="130" w:name="_Toc87785564"/>
       <w:bookmarkEnd w:id="130"/>
-      <w:bookmarkStart w:id="131" w:name="_Toc87785564"/>
+      <w:bookmarkStart w:id="131" w:name="_Toc87785579"/>
       <w:bookmarkEnd w:id="131"/>
-      <w:bookmarkStart w:id="132" w:name="_Toc87785554"/>
+      <w:bookmarkStart w:id="132" w:name="_Toc87785604"/>
       <w:bookmarkEnd w:id="132"/>
-      <w:bookmarkStart w:id="133" w:name="_Toc87785614"/>
+      <w:bookmarkStart w:id="133" w:name="_Toc87785554"/>
       <w:bookmarkEnd w:id="133"/>
-      <w:bookmarkStart w:id="134" w:name="_Toc87785671"/>
+      <w:bookmarkStart w:id="134" w:name="_Toc87785670"/>
       <w:bookmarkEnd w:id="134"/>
-      <w:bookmarkStart w:id="135" w:name="_Toc87785584"/>
+      <w:bookmarkStart w:id="135" w:name="_Toc87785671"/>
       <w:bookmarkEnd w:id="135"/>
-      <w:bookmarkStart w:id="136" w:name="_Toc87785669"/>
+      <w:bookmarkStart w:id="136" w:name="_Toc87785614"/>
       <w:bookmarkEnd w:id="136"/>
-      <w:bookmarkStart w:id="137" w:name="_Toc87785670"/>
+      <w:bookmarkStart w:id="137" w:name="_Toc87785669"/>
       <w:bookmarkEnd w:id="137"/>
-      <w:bookmarkStart w:id="138" w:name="_Toc87785579"/>
+      <w:bookmarkStart w:id="138" w:name="_Toc87785649"/>
       <w:bookmarkEnd w:id="138"/>
-      <w:bookmarkStart w:id="139" w:name="_Toc87785599"/>
+      <w:bookmarkStart w:id="139" w:name="_Toc87785584"/>
       <w:bookmarkEnd w:id="139"/>
-      <w:bookmarkStart w:id="140" w:name="_Toc87785639"/>
+      <w:bookmarkStart w:id="140" w:name="_Toc87785599"/>
       <w:bookmarkEnd w:id="140"/>
-      <w:bookmarkStart w:id="141" w:name="_Toc87785604"/>
+      <w:bookmarkStart w:id="141" w:name="_Toc87785629"/>
       <w:bookmarkEnd w:id="141"/>
       <w:bookmarkStart w:id="142" w:name="_Toc87785644"/>
       <w:bookmarkEnd w:id="142"/>
@@ -12500,13 +12805,13 @@
       <w:bookmarkEnd w:id="143"/>
       <w:bookmarkStart w:id="144" w:name="_Toc87785609"/>
       <w:bookmarkEnd w:id="144"/>
-      <w:bookmarkStart w:id="145" w:name="_Toc87785528"/>
+      <w:bookmarkStart w:id="145" w:name="_Toc87785544"/>
       <w:bookmarkEnd w:id="145"/>
       <w:bookmarkStart w:id="146" w:name="_Toc87785574"/>
       <w:bookmarkEnd w:id="146"/>
-      <w:bookmarkStart w:id="147" w:name="_Toc87785544"/>
+      <w:bookmarkStart w:id="147" w:name="_Toc87785559"/>
       <w:bookmarkEnd w:id="147"/>
-      <w:bookmarkStart w:id="148" w:name="_Toc87785559"/>
+      <w:bookmarkStart w:id="148" w:name="_Toc87785528"/>
       <w:bookmarkEnd w:id="148"/>
       <w:bookmarkStart w:id="149" w:name="_Toc251692854"/>
       <w:bookmarkStart w:id="150" w:name="_Toc248049908"/>
@@ -12547,11 +12852,11 @@
           <w:szCs w:val="32"/>
         </w:rPr>
       </w:pPr>
-      <w:bookmarkStart w:id="157" w:name="_Toc182651282"/>
+      <w:bookmarkStart w:id="157" w:name="_Toc248050080"/>
       <w:bookmarkStart w:id="158" w:name="_Toc248049992"/>
-      <w:bookmarkStart w:id="159" w:name="_Toc248050080"/>
-      <w:bookmarkStart w:id="160" w:name="_Toc251692855"/>
-      <w:bookmarkStart w:id="161" w:name="_Toc248049909"/>
+      <w:bookmarkStart w:id="159" w:name="_Toc251692855"/>
+      <w:bookmarkStart w:id="160" w:name="_Toc248049909"/>
+      <w:bookmarkStart w:id="161" w:name="_Toc182651282"/>
       <w:r>
         <w:rPr>
           <w:rFonts w:hint="eastAsia" w:hAnsi="宋体"/>
@@ -14044,11 +14349,11 @@
           <w:szCs w:val="32"/>
         </w:rPr>
       </w:pPr>
-      <w:bookmarkStart w:id="163" w:name="_Toc251692857"/>
-      <w:bookmarkStart w:id="164" w:name="_Toc248050081"/>
-      <w:bookmarkStart w:id="165" w:name="_Toc248049993"/>
-      <w:bookmarkStart w:id="166" w:name="_Toc248049910"/>
-      <w:bookmarkStart w:id="167" w:name="_Toc182651283"/>
+      <w:bookmarkStart w:id="163" w:name="_Toc182651283"/>
+      <w:bookmarkStart w:id="164" w:name="_Toc248049993"/>
+      <w:bookmarkStart w:id="165" w:name="_Toc251692857"/>
+      <w:bookmarkStart w:id="166" w:name="_Toc248050081"/>
+      <w:bookmarkStart w:id="167" w:name="_Toc248049910"/>
       <w:r>
         <w:rPr>
           <w:rFonts w:hint="eastAsia" w:hAnsi="宋体"/>
@@ -14490,10 +14795,10 @@
       </w:pPr>
       <w:bookmarkStart w:id="168" w:name="_Toc248049912"/>
       <w:bookmarkStart w:id="169" w:name="_Toc182651285"/>
-      <w:bookmarkStart w:id="170" w:name="_Toc248050019"/>
-      <w:bookmarkStart w:id="171" w:name="_Toc251692859"/>
-      <w:bookmarkStart w:id="172" w:name="_Toc248050083"/>
-      <w:bookmarkStart w:id="173" w:name="_Toc248049995"/>
+      <w:bookmarkStart w:id="170" w:name="_Toc248050083"/>
+      <w:bookmarkStart w:id="171" w:name="_Toc248050019"/>
+      <w:bookmarkStart w:id="172" w:name="_Toc248049995"/>
+      <w:bookmarkStart w:id="173" w:name="_Toc251692859"/>
       <w:bookmarkStart w:id="174" w:name="_Toc60457212"/>
       <w:r>
         <w:rPr>
@@ -14528,9 +14833,9 @@
           <w:szCs w:val="32"/>
         </w:rPr>
       </w:pPr>
-      <w:bookmarkStart w:id="175" w:name="_Toc248049996"/>
-      <w:bookmarkStart w:id="176" w:name="_Toc251692860"/>
-      <w:bookmarkStart w:id="177" w:name="_Toc182651286"/>
+      <w:bookmarkStart w:id="175" w:name="_Toc251692860"/>
+      <w:bookmarkStart w:id="176" w:name="_Toc182651286"/>
+      <w:bookmarkStart w:id="177" w:name="_Toc248049996"/>
       <w:bookmarkStart w:id="178" w:name="_Toc248049913"/>
       <w:bookmarkStart w:id="179" w:name="_Toc248050084"/>
       <w:r>
@@ -15227,9 +15532,9 @@
           <w:szCs w:val="32"/>
         </w:rPr>
       </w:pPr>
-      <w:bookmarkStart w:id="186" w:name="_Toc248049919"/>
-      <w:bookmarkStart w:id="187" w:name="_Toc248049999"/>
-      <w:bookmarkStart w:id="188" w:name="_Toc251692865"/>
+      <w:bookmarkStart w:id="186" w:name="_Toc251692865"/>
+      <w:bookmarkStart w:id="187" w:name="_Toc248049919"/>
+      <w:bookmarkStart w:id="188" w:name="_Toc248049999"/>
       <w:bookmarkStart w:id="189" w:name="_Toc182651292"/>
       <w:bookmarkStart w:id="190" w:name="_Toc248050087"/>
       <w:r>
@@ -15284,11 +15589,11 @@
         </w:rPr>
       </w:pPr>
       <w:bookmarkStart w:id="191" w:name="_Toc251692866"/>
-      <w:bookmarkStart w:id="192" w:name="_Toc60457213"/>
-      <w:bookmarkStart w:id="193" w:name="_Toc182651293"/>
-      <w:bookmarkStart w:id="194" w:name="_Toc248049920"/>
-      <w:bookmarkStart w:id="195" w:name="_Toc248050000"/>
-      <w:bookmarkStart w:id="196" w:name="_Toc248050088"/>
+      <w:bookmarkStart w:id="192" w:name="_Toc182651293"/>
+      <w:bookmarkStart w:id="193" w:name="_Toc248050088"/>
+      <w:bookmarkStart w:id="194" w:name="_Toc248050000"/>
+      <w:bookmarkStart w:id="195" w:name="_Toc60457213"/>
+      <w:bookmarkStart w:id="196" w:name="_Toc248049920"/>
       <w:r>
         <w:rPr>
           <w:rFonts w:hint="eastAsia" w:hAnsi="宋体"/>
@@ -15322,7 +15627,7 @@
           <w:i w:val="0"/>
           <w:color w:val="auto"/>
         </w:rPr>
-        <w:t>XNFZ</w:t>
+        <w:t>LLCB</w:t>
       </w:r>
       <w:r>
         <w:rPr>
@@ -15351,11 +15656,11 @@
         </w:rPr>
       </w:pPr>
       <w:bookmarkStart w:id="197" w:name="_Toc248049921"/>
-      <w:bookmarkStart w:id="198" w:name="_Toc248050001"/>
+      <w:bookmarkStart w:id="198" w:name="_Toc251692867"/>
       <w:bookmarkStart w:id="199" w:name="_Toc248050089"/>
       <w:bookmarkStart w:id="200" w:name="_Toc182651294"/>
-      <w:bookmarkStart w:id="201" w:name="_Toc60457214"/>
-      <w:bookmarkStart w:id="202" w:name="_Toc251692867"/>
+      <w:bookmarkStart w:id="201" w:name="_Toc248050001"/>
+      <w:bookmarkStart w:id="202" w:name="_Toc60457214"/>
       <w:r>
         <w:rPr>
           <w:rFonts w:hint="eastAsia" w:hAnsi="宋体"/>
@@ -15392,7 +15697,7 @@
           <w:i w:val="0"/>
           <w:color w:val="auto"/>
         </w:rPr>
-        <w:t>XNFZ</w:t>
+        <w:t>LLCB</w:t>
       </w:r>
       <w:r>
         <w:rPr>
@@ -15420,11 +15725,11 @@
           <w:szCs w:val="32"/>
         </w:rPr>
       </w:pPr>
-      <w:bookmarkStart w:id="203" w:name="_Toc248049925"/>
-      <w:bookmarkStart w:id="204" w:name="_Toc251692871"/>
-      <w:bookmarkStart w:id="205" w:name="_Toc248050005"/>
-      <w:bookmarkStart w:id="206" w:name="_Toc182651298"/>
-      <w:bookmarkStart w:id="207" w:name="_Toc248050093"/>
+      <w:bookmarkStart w:id="203" w:name="_Toc248050005"/>
+      <w:bookmarkStart w:id="204" w:name="_Toc248049925"/>
+      <w:bookmarkStart w:id="205" w:name="_Toc251692871"/>
+      <w:bookmarkStart w:id="206" w:name="_Toc248050093"/>
+      <w:bookmarkStart w:id="207" w:name="_Toc182651298"/>
       <w:r>
         <w:rPr>
           <w:rFonts w:hint="eastAsia" w:hAnsi="宋体"/>
@@ -15460,7 +15765,7 @@
           <w:i w:val="0"/>
           <w:color w:val="auto"/>
         </w:rPr>
-        <w:t>XNFZ</w:t>
+        <w:t>LLCB</w:t>
       </w:r>
       <w:r>
         <w:rPr>
@@ -15488,20 +15793,20 @@
           <w:szCs w:val="24"/>
         </w:rPr>
       </w:pPr>
-      <w:bookmarkStart w:id="208" w:name="_Toc167606344"/>
+      <w:bookmarkStart w:id="208" w:name="_Toc167527025"/>
       <w:bookmarkEnd w:id="208"/>
-      <w:bookmarkStart w:id="209" w:name="_Toc167527025"/>
+      <w:bookmarkStart w:id="209" w:name="_Toc167527026"/>
       <w:bookmarkEnd w:id="209"/>
-      <w:bookmarkStart w:id="210" w:name="_Toc167527026"/>
+      <w:bookmarkStart w:id="210" w:name="_Toc167606343"/>
       <w:bookmarkEnd w:id="210"/>
-      <w:bookmarkStart w:id="211" w:name="_Toc167606343"/>
+      <w:bookmarkStart w:id="211" w:name="_Toc167606344"/>
       <w:bookmarkEnd w:id="211"/>
-      <w:bookmarkStart w:id="212" w:name="_Toc248050094"/>
-      <w:bookmarkStart w:id="213" w:name="_Toc248050020"/>
-      <w:bookmarkStart w:id="214" w:name="_Toc248050006"/>
-      <w:bookmarkStart w:id="215" w:name="_Toc182651299"/>
-      <w:bookmarkStart w:id="216" w:name="_Toc248049926"/>
-      <w:bookmarkStart w:id="217" w:name="_Toc251692872"/>
+      <w:bookmarkStart w:id="212" w:name="_Toc251692872"/>
+      <w:bookmarkStart w:id="213" w:name="_Toc248050006"/>
+      <w:bookmarkStart w:id="214" w:name="_Toc248050020"/>
+      <w:bookmarkStart w:id="215" w:name="_Toc248050094"/>
+      <w:bookmarkStart w:id="216" w:name="_Toc182651299"/>
+      <w:bookmarkStart w:id="217" w:name="_Toc248049926"/>
       <w:r>
         <w:rPr>
           <w:rFonts w:hint="eastAsia"/>
@@ -15535,14 +15840,14 @@
           <w:szCs w:val="32"/>
         </w:rPr>
       </w:pPr>
-      <w:bookmarkStart w:id="218" w:name="_Toc248050095"/>
-      <w:bookmarkStart w:id="219" w:name="_Toc248049927"/>
-      <w:bookmarkStart w:id="220" w:name="_Toc97314630"/>
-      <w:bookmarkStart w:id="221" w:name="_Toc182651300"/>
-      <w:bookmarkStart w:id="222" w:name="_Toc60457218"/>
-      <w:bookmarkStart w:id="223" w:name="_Toc248050007"/>
-      <w:bookmarkStart w:id="224" w:name="_Toc43277958"/>
-      <w:bookmarkStart w:id="225" w:name="_Toc251692873"/>
+      <w:bookmarkStart w:id="218" w:name="_Toc182651300"/>
+      <w:bookmarkStart w:id="219" w:name="_Toc97314630"/>
+      <w:bookmarkStart w:id="220" w:name="_Toc248050095"/>
+      <w:bookmarkStart w:id="221" w:name="_Toc248049927"/>
+      <w:bookmarkStart w:id="222" w:name="_Toc248050007"/>
+      <w:bookmarkStart w:id="223" w:name="_Toc251692873"/>
+      <w:bookmarkStart w:id="224" w:name="_Toc60457218"/>
+      <w:bookmarkStart w:id="225" w:name="_Toc43277958"/>
       <w:r>
         <w:rPr>
           <w:rFonts w:hint="eastAsia" w:hAnsi="宋体"/>
@@ -15616,7 +15921,7 @@
           <w:i w:val="0"/>
           <w:color w:val="auto"/>
         </w:rPr>
-        <w:t>XNFZ</w:t>
+        <w:t>LLCB</w:t>
       </w:r>
       <w:r>
         <w:rPr>
@@ -15647,9 +15952,9 @@
         </w:rPr>
       </w:pPr>
       <w:bookmarkStart w:id="230" w:name="_Toc182651302"/>
-      <w:bookmarkStart w:id="231" w:name="_Toc251692875"/>
+      <w:bookmarkStart w:id="231" w:name="_Toc248049929"/>
       <w:bookmarkStart w:id="232" w:name="_Toc97314632"/>
-      <w:bookmarkStart w:id="233" w:name="_Toc248049929"/>
+      <w:bookmarkStart w:id="233" w:name="_Toc251692875"/>
       <w:r>
         <w:rPr>
           <w:rFonts w:hint="eastAsia" w:hAnsi="宋体"/>
@@ -15657,12 +15962,206 @@
           <w:kern w:val="2"/>
           <w:szCs w:val="24"/>
         </w:rPr>
-        <w:t>支持工具和软件环境</w:t>
+        <w:t>支持工具和软件</w:t>
+      </w:r>
+    </w:p>
+    <w:p>
+      <w:r>
+        <w:t>前端技术栈：</w:t>
+      </w:r>
+      <w:r>
+        <w:rPr>
+          <w:rFonts w:hint="eastAsia" w:hAnsi="宋体"/>
+          <w:bCs/>
+          <w:kern w:val="2"/>
+          <w:szCs w:val="24"/>
+        </w:rPr>
+        <w:t>环境</w:t>
       </w:r>
       <w:bookmarkEnd w:id="230"/>
       <w:bookmarkEnd w:id="231"/>
       <w:bookmarkEnd w:id="232"/>
       <w:bookmarkEnd w:id="233"/>
+      <w:r>
+        <w:br w:type="textWrapping"/>
+      </w:r>
+      <w:r>
+        <w:t>- Node.js 20.11.1：JavaScript 运行环境</w:t>
+      </w:r>
+      <w:r>
+        <w:br w:type="textWrapping"/>
+      </w:r>
+      <w:r>
+        <w:t>- Vue 3.4.21+：渐进式 JavaScript 框架</w:t>
+      </w:r>
+      <w:r>
+        <w:br w:type="textWrapping"/>
+      </w:r>
+      <w:r>
+        <w:t>- TypeScript 5.3.3+：JavaScript 超集</w:t>
+      </w:r>
+      <w:r>
+        <w:br w:type="textWrapping"/>
+      </w:r>
+      <w:r>
+        <w:t>- Vite 5.2.0+：前端构建工具</w:t>
+      </w:r>
+      <w:r>
+        <w:br w:type="textWrapping"/>
+      </w:r>
+      <w:r>
+        <w:t>- Element Plus 2.8.6+：基于 Vue 3 的组件库</w:t>
+      </w:r>
+      <w:r>
+        <w:br w:type="textWrapping"/>
+      </w:r>
+      <w:r>
+        <w:t>- Pinia 2.1.7+：Vue 状态管理库</w:t>
+      </w:r>
+      <w:r>
+        <w:br w:type="textWrapping"/>
+      </w:r>
+      <w:r>
+        <w:t>- Vue Router 4.3.0+：Vue 官方路由</w:t>
+      </w:r>
+      <w:r>
+        <w:br w:type="textWrapping"/>
+      </w:r>
+      <w:r>
+        <w:t>- Axios 1.6.7+：基于 Promise 的 HTTP 客户端</w:t>
+      </w:r>
+      <w:r>
+        <w:br w:type="textWrapping"/>
+      </w:r>
+      <w:r>
+        <w:t>- ECharts 5.4.3+：数据可视化图表库</w:t>
+      </w:r>
+      <w:r>
+        <w:br w:type="textWrapping"/>
+      </w:r>
+      <w:r>
+        <w:br w:type="textWrapping"/>
+      </w:r>
+      <w:r>
+        <w:t>后端技术栈：</w:t>
+      </w:r>
+      <w:r>
+        <w:br w:type="textWrapping"/>
+      </w:r>
+      <w:r>
+        <w:t>- Spring Boot 3.2.5+：Java Web 应用开发框架</w:t>
+      </w:r>
+      <w:r>
+        <w:br w:type="textWrapping"/>
+      </w:r>
+      <w:r>
+        <w:t>- MyBatis-Plus 3.5.6+：MyBatis 增强工具</w:t>
+      </w:r>
+      <w:r>
+        <w:br w:type="textWrapping"/>
+      </w:r>
+      <w:r>
+        <w:t>- Spring Security 6.2.3+：安全框架</w:t>
+      </w:r>
+      <w:r>
+        <w:br w:type="textWrapping"/>
+      </w:r>
+      <w:r>
+        <w:t>- JWT 0.11.5+：JSON Web Token</w:t>
+      </w:r>
+      <w:r>
+        <w:br w:type="textWrapping"/>
+      </w:r>
+      <w:r>
+        <w:t>- Hutool 5.8.27+：Java 工具类库</w:t>
+      </w:r>
+      <w:r>
+        <w:br w:type="textWrapping"/>
+      </w:r>
+      <w:r>
+        <w:t>- Lombok 1.18.30+：简化 Java 代码工具</w:t>
+      </w:r>
+      <w:r>
+        <w:br w:type="textWrapping"/>
+      </w:r>
+      <w:r>
+        <w:t>- MapStruct 1.5.5.Final：对象映射框架</w:t>
+      </w:r>
+      <w:r>
+        <w:br w:type="textWrapping"/>
+      </w:r>
+      <w:r>
+        <w:t>- Springdoc OpenAPI 2.3.0+：OpenAPI 3 文档生成</w:t>
+      </w:r>
+      <w:r>
+        <w:br w:type="textWrapping"/>
+      </w:r>
+      <w:r>
+        <w:br w:type="textWrapping"/>
+      </w:r>
+      <w:r>
+        <w:t>数据库与缓存：</w:t>
+      </w:r>
+      <w:r>
+        <w:br w:type="textWrapping"/>
+      </w:r>
+      <w:r>
+        <w:t>- MySQL 8.0.33+：关系型数据库</w:t>
+      </w:r>
+      <w:r>
+        <w:br w:type="textWrapping"/>
+      </w:r>
+      <w:r>
+        <w:t>- Redis 7.2.4+：内存数据结构存储</w:t>
+      </w:r>
+      <w:r>
+        <w:br w:type="textWrapping"/>
+      </w:r>
+      <w:r>
+        <w:br w:type="textWrapping"/>
+      </w:r>
+      <w:r>
+        <w:t>基础设施与存储：</w:t>
+      </w:r>
+      <w:r>
+        <w:br w:type="textWrapping"/>
+      </w:r>
+      <w:r>
+        <w:t>- 火山引擎对象存储 (TOS)：存储图片、文件等对象资源</w:t>
+      </w:r>
+      <w:r>
+        <w:br w:type="textWrapping"/>
+      </w:r>
+      <w:r>
+        <w:br w:type="textWrapping"/>
+      </w:r>
+      <w:r>
+        <w:t>开发与运维工具：</w:t>
+      </w:r>
+      <w:r>
+        <w:br w:type="textWrapping"/>
+      </w:r>
+      <w:r>
+        <w:t>- Docker 24.0.7+：容器化平台</w:t>
+      </w:r>
+      <w:r>
+        <w:br w:type="textWrapping"/>
+      </w:r>
+      <w:r>
+        <w:t>- Nginx 1.2.4+：反向代理服务器</w:t>
+      </w:r>
+      <w:r>
+        <w:br w:type="textWrapping"/>
+      </w:r>
+      <w:r>
+        <w:t>- Jenkins 2.440.1+：持续集成工具</w:t>
+      </w:r>
+      <w:r>
+        <w:br w:type="textWrapping"/>
+      </w:r>
+      <w:r>
+        <w:t>- Git 2.43.0+：版本控制系统</w:t>
+      </w:r>
     </w:p>
     <w:p>
       <w:pPr>
@@ -15684,7 +16183,7 @@
           <w:i w:val="0"/>
           <w:color w:val="auto"/>
         </w:rPr>
-        <w:t>XNFZ</w:t>
+        <w:t>LLCB</w:t>
       </w:r>
       <w:r>
         <w:rPr>
@@ -15712,11 +16211,11 @@
           <w:szCs w:val="32"/>
         </w:rPr>
       </w:pPr>
-      <w:bookmarkStart w:id="234" w:name="_Toc97314633"/>
-      <w:bookmarkStart w:id="235" w:name="_Toc248050096"/>
-      <w:bookmarkStart w:id="236" w:name="_Toc248050008"/>
-      <w:bookmarkStart w:id="237" w:name="_Toc248049930"/>
-      <w:bookmarkStart w:id="238" w:name="_Toc251692876"/>
+      <w:bookmarkStart w:id="234" w:name="_Toc248049930"/>
+      <w:bookmarkStart w:id="235" w:name="_Toc251692876"/>
+      <w:bookmarkStart w:id="236" w:name="_Toc97314633"/>
+      <w:bookmarkStart w:id="237" w:name="_Toc248050096"/>
+      <w:bookmarkStart w:id="238" w:name="_Toc248050008"/>
       <w:bookmarkStart w:id="239" w:name="_Toc182651303"/>
       <w:r>
         <w:rPr>
@@ -15751,8 +16250,8 @@
           <w:szCs w:val="24"/>
         </w:rPr>
       </w:pPr>
-      <w:bookmarkStart w:id="240" w:name="_Toc182651304"/>
-      <w:bookmarkStart w:id="241" w:name="_Toc248049931"/>
+      <w:bookmarkStart w:id="240" w:name="_Toc248049931"/>
+      <w:bookmarkStart w:id="241" w:name="_Toc182651304"/>
       <w:bookmarkStart w:id="242" w:name="_Toc251692877"/>
       <w:bookmarkStart w:id="243" w:name="_Toc97314634"/>
       <w:r>
@@ -15791,7 +16290,7 @@
           <w:i w:val="0"/>
           <w:color w:val="auto"/>
         </w:rPr>
-        <w:t>XNFZ</w:t>
+        <w:t>LLCB</w:t>
       </w:r>
       <w:r>
         <w:rPr>
